--- a/docs/report/Resoconto-Attivita-Agosto-Settembre-2026.docx
+++ b/docs/report/Resoconto-Attivita-Agosto-Settembre-2026.docx
@@ -555,7 +555,7 @@
                 <w:b/>
                 <w:sz w:val="20"/>
               </w:rPr>
-              <w:t>Documenti tecnici consegnati</w:t>
+              <w:t>Servizi di accesso ai dati creati</w:t>
             </w:r>
           </w:p>
         </w:tc>
@@ -570,7 +570,2298 @@
               <w:rPr>
                 <w:sz w:val="20"/>
               </w:rPr>
+              <w:t>18</w:t>
+            </w:r>
+          </w:p>
+        </w:tc>
+      </w:tr>
+      <w:tr>
+        <w:tc>
+          <w:tcPr>
+            <w:tcW w:type="dxa" w:w="6520"/>
+          </w:tcPr>
+          <w:p>
+            <w:r/>
+            <w:r>
+              <w:rPr>
+                <w:b/>
+                <w:sz w:val="20"/>
+              </w:rPr>
+              <w:t>File più grande dell'applicazione</w:t>
+            </w:r>
+          </w:p>
+        </w:tc>
+        <w:tc>
+          <w:tcPr>
+            <w:tcW w:type="dxa" w:w="2835"/>
+          </w:tcPr>
+          <w:p>
+            <w:r/>
+            <w:r>
+              <w:rPr>
+                <w:sz w:val="20"/>
+              </w:rPr>
+              <w:t>da 1.189 a 340 righe</w:t>
+            </w:r>
+          </w:p>
+        </w:tc>
+      </w:tr>
+      <w:tr>
+        <w:tc>
+          <w:tcPr>
+            <w:tcW w:type="dxa" w:w="6520"/>
+            <w:shd w:val="clear" w:color="auto" w:fill="EEF3F8"/>
+          </w:tcPr>
+          <w:p>
+            <w:r/>
+            <w:r>
+              <w:rPr>
+                <w:b/>
+                <w:sz w:val="20"/>
+              </w:rPr>
+              <w:t>Caricamento iniziale</w:t>
+            </w:r>
+          </w:p>
+        </w:tc>
+        <w:tc>
+          <w:tcPr>
+            <w:tcW w:type="dxa" w:w="2835"/>
+            <w:shd w:val="clear" w:color="auto" w:fill="EEF3F8"/>
+          </w:tcPr>
+          <w:p>
+            <w:r/>
+            <w:r>
+              <w:rPr>
+                <w:sz w:val="20"/>
+              </w:rPr>
+              <w:t>da pacchetto unico di ~1,9 MB a pagine a richiesta</w:t>
+            </w:r>
+          </w:p>
+        </w:tc>
+      </w:tr>
+      <w:tr>
+        <w:tc>
+          <w:tcPr>
+            <w:tcW w:type="dxa" w:w="6520"/>
+          </w:tcPr>
+          <w:p>
+            <w:r/>
+            <w:r>
+              <w:rPr>
+                <w:b/>
+                <w:sz w:val="20"/>
+              </w:rPr>
+              <w:t>Errori rilevati dai controlli automatici del codice</w:t>
+            </w:r>
+          </w:p>
+        </w:tc>
+        <w:tc>
+          <w:tcPr>
+            <w:tcW w:type="dxa" w:w="2835"/>
+          </w:tcPr>
+          <w:p>
+            <w:r/>
+            <w:r>
+              <w:rPr>
+                <w:sz w:val="20"/>
+              </w:rPr>
+              <w:t>da 7 a 0</w:t>
+            </w:r>
+          </w:p>
+        </w:tc>
+      </w:tr>
+      <w:tr>
+        <w:tc>
+          <w:tcPr>
+            <w:tcW w:type="dxa" w:w="6520"/>
+            <w:shd w:val="clear" w:color="auto" w:fill="EEF3F8"/>
+          </w:tcPr>
+          <w:p>
+            <w:r/>
+            <w:r>
+              <w:rPr>
+                <w:b/>
+                <w:sz w:val="20"/>
+              </w:rPr>
+              <w:t>Documenti tecnici consegnati</w:t>
+            </w:r>
+          </w:p>
+        </w:tc>
+        <w:tc>
+          <w:tcPr>
+            <w:tcW w:type="dxa" w:w="2835"/>
+            <w:shd w:val="clear" w:color="auto" w:fill="EEF3F8"/>
+          </w:tcPr>
+          <w:p>
+            <w:r/>
+            <w:r>
+              <w:rPr>
+                <w:sz w:val="20"/>
+              </w:rPr>
               <w:t>oltre 15 (Markdown e PDF)</w:t>
+            </w:r>
+          </w:p>
+        </w:tc>
+      </w:tr>
+    </w:tbl>
+    <w:p>
+      <w:r>
+        <w:br w:type="page"/>
+      </w:r>
+    </w:p>
+    <w:p>
+      <w:pPr>
+        <w:pStyle w:val="Heading1"/>
+      </w:pPr>
+      <w:r>
+        <w:rPr>
+          <w:rFonts w:ascii="Calibri" w:hAnsi="Calibri"/>
+          <w:color w:val="004080"/>
+        </w:rPr>
+        <w:t>Dal prototipo all'applicazione</w:t>
+      </w:r>
+    </w:p>
+    <w:p>
+      <w:r>
+        <w:t>Il punto di partenza era un prototipo realizzato rapidamente per mostrare l'idea: valido per far vedere il funzionamento, ma non adatto a essere mantenuto ed evoluto nel tempo né a lavorare con dati reali e utenti reali. Il lavoro di agosto e settembre lo ha trasformato in un'applicazione strutturata, mantenendo invariato ciò che l'utente vede.</w:t>
+      </w:r>
+    </w:p>
+    <w:p>
+      <w:pPr>
+        <w:pStyle w:val="Heading2"/>
+      </w:pPr>
+      <w:r>
+        <w:rPr>
+          <w:rFonts w:ascii="Calibri" w:hAnsi="Calibri"/>
+          <w:color w:val="004080"/>
+        </w:rPr>
+        <w:t>La situazione di partenza</w:t>
+      </w:r>
+    </w:p>
+    <w:tbl>
+      <w:tblPr>
+        <w:tblStyle w:val="TableGrid"/>
+        <w:tblW w:type="auto" w:w="0"/>
+        <w:jc w:val="center"/>
+        <w:tblLook w:firstColumn="1" w:firstRow="1" w:lastColumn="0" w:lastRow="0" w:noHBand="0" w:noVBand="1" w:val="04A0"/>
+      </w:tblPr>
+      <w:tblGrid>
+        <w:gridCol w:w="4706"/>
+        <w:gridCol w:w="4706"/>
+      </w:tblGrid>
+      <w:tr>
+        <w:trPr>
+          <w:tblHeader w:val="true"/>
+        </w:trPr>
+        <w:tc>
+          <w:tcPr>
+            <w:tcW w:type="dxa" w:w="2551"/>
+            <w:shd w:val="clear" w:color="auto" w:fill="004080"/>
+          </w:tcPr>
+          <w:p>
+            <w:r/>
+            <w:r>
+              <w:rPr>
+                <w:b/>
+                <w:color w:val="FFFFFF"/>
+                <w:sz w:val="20"/>
+              </w:rPr>
+              <w:t>Problema</w:t>
+            </w:r>
+          </w:p>
+        </w:tc>
+        <w:tc>
+          <w:tcPr>
+            <w:tcW w:type="dxa" w:w="6803"/>
+            <w:shd w:val="clear" w:color="auto" w:fill="004080"/>
+          </w:tcPr>
+          <w:p>
+            <w:r/>
+            <w:r>
+              <w:rPr>
+                <w:b/>
+                <w:color w:val="FFFFFF"/>
+                <w:sz w:val="20"/>
+              </w:rPr>
+              <w:t>Perché era un problema</w:t>
+            </w:r>
+          </w:p>
+        </w:tc>
+      </w:tr>
+      <w:tr>
+        <w:tc>
+          <w:tcPr>
+            <w:tcW w:type="dxa" w:w="2551"/>
+          </w:tcPr>
+          <w:p>
+            <w:r/>
+            <w:r>
+              <w:rPr>
+                <w:b/>
+                <w:sz w:val="20"/>
+              </w:rPr>
+              <w:t>Accesso ai dati sparso</w:t>
+            </w:r>
+          </w:p>
+        </w:tc>
+        <w:tc>
+          <w:tcPr>
+            <w:tcW w:type="dxa" w:w="6803"/>
+          </w:tcPr>
+          <w:p>
+            <w:r/>
+            <w:r>
+              <w:rPr>
+                <w:sz w:val="20"/>
+              </w:rPr>
+              <w:t>La base dati veniva interrogata direttamente da circa 46 componenti grafici: ogni modifica a una tabella o a una query costringeva a toccare decine di file e non era possibile verificare la logica in modo isolato.</w:t>
+            </w:r>
+          </w:p>
+        </w:tc>
+      </w:tr>
+      <w:tr>
+        <w:tc>
+          <w:tcPr>
+            <w:tcW w:type="dxa" w:w="2551"/>
+            <w:shd w:val="clear" w:color="auto" w:fill="EEF3F8"/>
+          </w:tcPr>
+          <w:p>
+            <w:r/>
+            <w:r>
+              <w:rPr>
+                <w:b/>
+                <w:sz w:val="20"/>
+              </w:rPr>
+              <w:t>Dati finti</w:t>
+            </w:r>
+          </w:p>
+        </w:tc>
+        <w:tc>
+          <w:tcPr>
+            <w:tcW w:type="dxa" w:w="6803"/>
+            <w:shd w:val="clear" w:color="auto" w:fill="EEF3F8"/>
+          </w:tcPr>
+          <w:p>
+            <w:r/>
+            <w:r>
+              <w:rPr>
+                <w:sz w:val="20"/>
+              </w:rPr>
+              <w:t>Molte sezioni mostravano numeri inventati scritti nel codice, non i dati reali.</w:t>
+            </w:r>
+          </w:p>
+        </w:tc>
+      </w:tr>
+      <w:tr>
+        <w:tc>
+          <w:tcPr>
+            <w:tcW w:type="dxa" w:w="2551"/>
+          </w:tcPr>
+          <w:p>
+            <w:r/>
+            <w:r>
+              <w:rPr>
+                <w:b/>
+                <w:sz w:val="20"/>
+              </w:rPr>
+              <w:t>Indirizzi e chiavi nel codice</w:t>
+            </w:r>
+          </w:p>
+        </w:tc>
+        <w:tc>
+          <w:tcPr>
+            <w:tcW w:type="dxa" w:w="6803"/>
+          </w:tcPr>
+          <w:p>
+            <w:r/>
+            <w:r>
+              <w:rPr>
+                <w:sz w:val="20"/>
+              </w:rPr>
+              <w:t>Indirizzi del database scritti a mano: l'applicazione non funzionava fuori dal computer dello sviluppatore e non poteva passare da sviluppo a produzione senza modifiche al codice.</w:t>
+            </w:r>
+          </w:p>
+        </w:tc>
+      </w:tr>
+      <w:tr>
+        <w:tc>
+          <w:tcPr>
+            <w:tcW w:type="dxa" w:w="2551"/>
+            <w:shd w:val="clear" w:color="auto" w:fill="EEF3F8"/>
+          </w:tcPr>
+          <w:p>
+            <w:r/>
+            <w:r>
+              <w:rPr>
+                <w:b/>
+                <w:sz w:val="20"/>
+              </w:rPr>
+              <w:t>Logica mescolata alla grafica</w:t>
+            </w:r>
+          </w:p>
+        </w:tc>
+        <w:tc>
+          <w:tcPr>
+            <w:tcW w:type="dxa" w:w="6803"/>
+            <w:shd w:val="clear" w:color="auto" w:fill="EEF3F8"/>
+          </w:tcPr>
+          <w:p>
+            <w:r/>
+            <w:r>
+              <w:rPr>
+                <w:sz w:val="20"/>
+              </w:rPr>
+              <w:t>Interrogazioni e calcoli dentro i componenti di interfaccia: codice difficile da leggere, correggere e riutilizzare.</w:t>
+            </w:r>
+          </w:p>
+        </w:tc>
+      </w:tr>
+      <w:tr>
+        <w:tc>
+          <w:tcPr>
+            <w:tcW w:type="dxa" w:w="2551"/>
+          </w:tcPr>
+          <w:p>
+            <w:r/>
+            <w:r>
+              <w:rPr>
+                <w:b/>
+                <w:sz w:val="20"/>
+              </w:rPr>
+              <w:t>Duplicazione</w:t>
+            </w:r>
+          </w:p>
+        </w:tc>
+        <w:tc>
+          <w:tcPr>
+            <w:tcW w:type="dxa" w:w="6803"/>
+          </w:tcPr>
+          <w:p>
+            <w:r/>
+            <w:r>
+              <w:rPr>
+                <w:sz w:val="20"/>
+              </w:rPr>
+              <w:t>Griglie di indicatori, stati di caricamento e stili dei grafici copiati in ogni sezione: ogni ritocco andava ripetuto a mano.</w:t>
+            </w:r>
+          </w:p>
+        </w:tc>
+      </w:tr>
+      <w:tr>
+        <w:tc>
+          <w:tcPr>
+            <w:tcW w:type="dxa" w:w="2551"/>
+            <w:shd w:val="clear" w:color="auto" w:fill="EEF3F8"/>
+          </w:tcPr>
+          <w:p>
+            <w:r/>
+            <w:r>
+              <w:rPr>
+                <w:b/>
+                <w:sz w:val="20"/>
+              </w:rPr>
+              <w:t>File troppo grandi</w:t>
+            </w:r>
+          </w:p>
+        </w:tc>
+        <w:tc>
+          <w:tcPr>
+            <w:tcW w:type="dxa" w:w="6803"/>
+            <w:shd w:val="clear" w:color="auto" w:fill="EEF3F8"/>
+          </w:tcPr>
+          <w:p>
+            <w:r/>
+            <w:r>
+              <w:rPr>
+                <w:sz w:val="20"/>
+              </w:rPr>
+              <w:t>Alcuni file facevano «tutto» (fino a 1.189 righe).</w:t>
+            </w:r>
+          </w:p>
+        </w:tc>
+      </w:tr>
+      <w:tr>
+        <w:tc>
+          <w:tcPr>
+            <w:tcW w:type="dxa" w:w="2551"/>
+          </w:tcPr>
+          <w:p>
+            <w:r/>
+            <w:r>
+              <w:rPr>
+                <w:b/>
+                <w:sz w:val="20"/>
+              </w:rPr>
+              <w:t>Nessun controllo di qualità</w:t>
+            </w:r>
+          </w:p>
+        </w:tc>
+        <w:tc>
+          <w:tcPr>
+            <w:tcW w:type="dxa" w:w="6803"/>
+          </w:tcPr>
+          <w:p>
+            <w:r/>
+            <w:r>
+              <w:rPr>
+                <w:sz w:val="20"/>
+              </w:rPr>
+              <w:t>Assenza di regole automatiche e test: facile introdurre regressioni senza accorgersene.</w:t>
+            </w:r>
+          </w:p>
+        </w:tc>
+      </w:tr>
+      <w:tr>
+        <w:tc>
+          <w:tcPr>
+            <w:tcW w:type="dxa" w:w="2551"/>
+            <w:shd w:val="clear" w:color="auto" w:fill="EEF3F8"/>
+          </w:tcPr>
+          <w:p>
+            <w:r/>
+            <w:r>
+              <w:rPr>
+                <w:b/>
+                <w:sz w:val="20"/>
+              </w:rPr>
+              <w:t>Caricamento lento</w:t>
+            </w:r>
+          </w:p>
+        </w:tc>
+        <w:tc>
+          <w:tcPr>
+            <w:tcW w:type="dxa" w:w="6803"/>
+            <w:shd w:val="clear" w:color="auto" w:fill="EEF3F8"/>
+          </w:tcPr>
+          <w:p>
+            <w:r/>
+            <w:r>
+              <w:rPr>
+                <w:sz w:val="20"/>
+              </w:rPr>
+              <w:t>Un unico pacchetto di circa 1,9 MB da scaricare alla prima apertura.</w:t>
+            </w:r>
+          </w:p>
+        </w:tc>
+      </w:tr>
+      <w:tr>
+        <w:tc>
+          <w:tcPr>
+            <w:tcW w:type="dxa" w:w="2551"/>
+          </w:tcPr>
+          <w:p>
+            <w:r/>
+            <w:r>
+              <w:rPr>
+                <w:b/>
+                <w:sz w:val="20"/>
+              </w:rPr>
+              <w:t>Nessuna gestione degli errori</w:t>
+            </w:r>
+          </w:p>
+        </w:tc>
+        <w:tc>
+          <w:tcPr>
+            <w:tcW w:type="dxa" w:w="6803"/>
+          </w:tcPr>
+          <w:p>
+            <w:r/>
+            <w:r>
+              <w:rPr>
+                <w:sz w:val="20"/>
+              </w:rPr>
+              <w:t>Un errore in un grafico poteva lasciare la pagina bianca; gli errori di caricamento non venivano segnalati.</w:t>
+            </w:r>
+          </w:p>
+        </w:tc>
+      </w:tr>
+      <w:tr>
+        <w:tc>
+          <w:tcPr>
+            <w:tcW w:type="dxa" w:w="2551"/>
+            <w:shd w:val="clear" w:color="auto" w:fill="EEF3F8"/>
+          </w:tcPr>
+          <w:p>
+            <w:r/>
+            <w:r>
+              <w:rPr>
+                <w:b/>
+                <w:sz w:val="20"/>
+              </w:rPr>
+              <w:t>Accesso dimostrativo</w:t>
+            </w:r>
+          </w:p>
+        </w:tc>
+        <w:tc>
+          <w:tcPr>
+            <w:tcW w:type="dxa" w:w="6803"/>
+            <w:shd w:val="clear" w:color="auto" w:fill="EEF3F8"/>
+          </w:tcPr>
+          <w:p>
+            <w:r/>
+            <w:r>
+              <w:rPr>
+                <w:sz w:val="20"/>
+              </w:rPr>
+              <w:t>Scelta del profilo da un elenco, senza autenticazione reale né perimetro dei dati.</w:t>
+            </w:r>
+          </w:p>
+        </w:tc>
+      </w:tr>
+    </w:tbl>
+    <w:p/>
+    <w:p>
+      <w:pPr>
+        <w:pStyle w:val="Heading2"/>
+      </w:pPr>
+      <w:r>
+        <w:rPr>
+          <w:rFonts w:ascii="Calibri" w:hAnsi="Calibri"/>
+          <w:color w:val="004080"/>
+        </w:rPr>
+        <w:t>La nuova architettura a livelli</w:t>
+      </w:r>
+    </w:p>
+    <w:p>
+      <w:r>
+        <w:t>L'applicazione è stata organizzata in livelli con responsabilità separate. Ogni livello parla solo con quello successivo: il percorso di un dato è sempre Componente → Hook → Service → strato di protezione → base dati.</w:t>
+      </w:r>
+    </w:p>
+    <w:tbl>
+      <w:tblPr>
+        <w:tblStyle w:val="TableGrid"/>
+        <w:tblW w:type="auto" w:w="0"/>
+        <w:jc w:val="center"/>
+        <w:tblLook w:firstColumn="1" w:firstRow="1" w:lastColumn="0" w:lastRow="0" w:noHBand="0" w:noVBand="1" w:val="04A0"/>
+      </w:tblPr>
+      <w:tblGrid>
+        <w:gridCol w:w="3137"/>
+        <w:gridCol w:w="3137"/>
+        <w:gridCol w:w="3137"/>
+      </w:tblGrid>
+      <w:tr>
+        <w:trPr>
+          <w:tblHeader w:val="true"/>
+        </w:trPr>
+        <w:tc>
+          <w:tcPr>
+            <w:tcW w:type="dxa" w:w="2268"/>
+            <w:shd w:val="clear" w:color="auto" w:fill="004080"/>
+          </w:tcPr>
+          <w:p>
+            <w:r/>
+            <w:r>
+              <w:rPr>
+                <w:b/>
+                <w:color w:val="FFFFFF"/>
+                <w:sz w:val="20"/>
+              </w:rPr>
+              <w:t>Livello</w:t>
+            </w:r>
+          </w:p>
+        </w:tc>
+        <w:tc>
+          <w:tcPr>
+            <w:tcW w:type="dxa" w:w="4819"/>
+            <w:shd w:val="clear" w:color="auto" w:fill="004080"/>
+          </w:tcPr>
+          <w:p>
+            <w:r/>
+            <w:r>
+              <w:rPr>
+                <w:b/>
+                <w:color w:val="FFFFFF"/>
+                <w:sz w:val="20"/>
+              </w:rPr>
+              <w:t>Cosa fa</w:t>
+            </w:r>
+          </w:p>
+        </w:tc>
+        <w:tc>
+          <w:tcPr>
+            <w:tcW w:type="dxa" w:w="2268"/>
+            <w:shd w:val="clear" w:color="auto" w:fill="004080"/>
+          </w:tcPr>
+          <w:p>
+            <w:r/>
+            <w:r>
+              <w:rPr>
+                <w:b/>
+                <w:color w:val="FFFFFF"/>
+                <w:sz w:val="20"/>
+              </w:rPr>
+              <w:t>Esempio</w:t>
+            </w:r>
+          </w:p>
+        </w:tc>
+      </w:tr>
+      <w:tr>
+        <w:tc>
+          <w:tcPr>
+            <w:tcW w:type="dxa" w:w="2268"/>
+          </w:tcPr>
+          <w:p>
+            <w:r/>
+            <w:r>
+              <w:rPr>
+                <w:b/>
+                <w:sz w:val="20"/>
+              </w:rPr>
+              <w:t>Componente (presentazione)</w:t>
+            </w:r>
+          </w:p>
+        </w:tc>
+        <w:tc>
+          <w:tcPr>
+            <w:tcW w:type="dxa" w:w="4819"/>
+          </w:tcPr>
+          <w:p>
+            <w:r/>
+            <w:r>
+              <w:rPr>
+                <w:sz w:val="20"/>
+              </w:rPr>
+              <w:t>Mostra i dati: card, grafici, tabelle, filtri. Non sa da dove arrivano i dati né come si calcolano.</w:t>
+            </w:r>
+          </w:p>
+        </w:tc>
+        <w:tc>
+          <w:tcPr>
+            <w:tcW w:type="dxa" w:w="2268"/>
+          </w:tcPr>
+          <w:p>
+            <w:r/>
+            <w:r>
+              <w:rPr>
+                <w:sz w:val="20"/>
+              </w:rPr>
+              <w:t>La card «Personale in servizio»</w:t>
+            </w:r>
+          </w:p>
+        </w:tc>
+      </w:tr>
+      <w:tr>
+        <w:tc>
+          <w:tcPr>
+            <w:tcW w:type="dxa" w:w="2268"/>
+            <w:shd w:val="clear" w:color="auto" w:fill="EEF3F8"/>
+          </w:tcPr>
+          <w:p>
+            <w:r/>
+            <w:r>
+              <w:rPr>
+                <w:b/>
+                <w:sz w:val="20"/>
+              </w:rPr>
+              <w:t>Hook (orchestrazione)</w:t>
+            </w:r>
+          </w:p>
+        </w:tc>
+        <w:tc>
+          <w:tcPr>
+            <w:tcW w:type="dxa" w:w="4819"/>
+            <w:shd w:val="clear" w:color="auto" w:fill="EEF3F8"/>
+          </w:tcPr>
+          <w:p>
+            <w:r/>
+            <w:r>
+              <w:rPr>
+                <w:sz w:val="20"/>
+              </w:rPr>
+              <w:t>Collega il componente ai dati: legge i filtri attivi, avvia il caricamento, gestisce attesa, errori e memoria temporanea (cache), evita richieste ripetute.</w:t>
+            </w:r>
+          </w:p>
+        </w:tc>
+        <w:tc>
+          <w:tcPr>
+            <w:tcW w:type="dxa" w:w="2268"/>
+            <w:shd w:val="clear" w:color="auto" w:fill="EEF3F8"/>
+          </w:tcPr>
+          <w:p>
+            <w:r/>
+            <w:r>
+              <w:rPr>
+                <w:sz w:val="20"/>
+              </w:rPr>
+              <w:t>«Dammi i dati della scheda Età per i filtri scelti»</w:t>
+            </w:r>
+          </w:p>
+        </w:tc>
+      </w:tr>
+      <w:tr>
+        <w:tc>
+          <w:tcPr>
+            <w:tcW w:type="dxa" w:w="2268"/>
+          </w:tcPr>
+          <w:p>
+            <w:r/>
+            <w:r>
+              <w:rPr>
+                <w:b/>
+                <w:sz w:val="20"/>
+              </w:rPr>
+              <w:t>Service (accesso ai dati)</w:t>
+            </w:r>
+          </w:p>
+        </w:tc>
+        <w:tc>
+          <w:tcPr>
+            <w:tcW w:type="dxa" w:w="4819"/>
+          </w:tcPr>
+          <w:p>
+            <w:r/>
+            <w:r>
+              <w:rPr>
+                <w:sz w:val="20"/>
+              </w:rPr>
+              <w:t>Unico punto che parla con la base dati: prepara i parametri (anno, ente, comparto…), chiama le funzioni di calcolo, trasforma il risultato nel formato atteso dall'interfaccia.</w:t>
+            </w:r>
+          </w:p>
+        </w:tc>
+        <w:tc>
+          <w:tcPr>
+            <w:tcW w:type="dxa" w:w="2268"/>
+          </w:tcPr>
+          <w:p>
+            <w:r/>
+            <w:r>
+              <w:rPr>
+                <w:sz w:val="20"/>
+              </w:rPr>
+              <w:t>Chiamata alla funzione di calcolo dell'età e conversione dei campi</w:t>
+            </w:r>
+          </w:p>
+        </w:tc>
+      </w:tr>
+      <w:tr>
+        <w:tc>
+          <w:tcPr>
+            <w:tcW w:type="dxa" w:w="2268"/>
+            <w:shd w:val="clear" w:color="auto" w:fill="EEF3F8"/>
+          </w:tcPr>
+          <w:p>
+            <w:r/>
+            <w:r>
+              <w:rPr>
+                <w:b/>
+                <w:sz w:val="20"/>
+              </w:rPr>
+              <w:t>Configurazione</w:t>
+            </w:r>
+          </w:p>
+        </w:tc>
+        <w:tc>
+          <w:tcPr>
+            <w:tcW w:type="dxa" w:w="4819"/>
+            <w:shd w:val="clear" w:color="auto" w:fill="EEF3F8"/>
+          </w:tcPr>
+          <w:p>
+            <w:r/>
+            <w:r>
+              <w:rPr>
+                <w:sz w:val="20"/>
+              </w:rPr>
+              <w:t>Indirizzi e impostazioni letti dall'ambiente (sviluppo, staging, produzione), mai scritti nel codice.</w:t>
+            </w:r>
+          </w:p>
+        </w:tc>
+        <w:tc>
+          <w:tcPr>
+            <w:tcW w:type="dxa" w:w="2268"/>
+            <w:shd w:val="clear" w:color="auto" w:fill="EEF3F8"/>
+          </w:tcPr>
+          <w:p>
+            <w:r/>
+            <w:r>
+              <w:rPr>
+                <w:sz w:val="20"/>
+              </w:rPr>
+              <w:t>Indirizzo della base dati e di Keycloak</w:t>
+            </w:r>
+          </w:p>
+        </w:tc>
+      </w:tr>
+      <w:tr>
+        <w:tc>
+          <w:tcPr>
+            <w:tcW w:type="dxa" w:w="2268"/>
+          </w:tcPr>
+          <w:p>
+            <w:r/>
+            <w:r>
+              <w:rPr>
+                <w:b/>
+                <w:sz w:val="20"/>
+              </w:rPr>
+              <w:t>Strato di protezione e base dati</w:t>
+            </w:r>
+          </w:p>
+        </w:tc>
+        <w:tc>
+          <w:tcPr>
+            <w:tcW w:type="dxa" w:w="4819"/>
+          </w:tcPr>
+          <w:p>
+            <w:r/>
+            <w:r>
+              <w:rPr>
+                <w:sz w:val="20"/>
+              </w:rPr>
+              <w:t>Verifica l'identità dell'utente e restituisce solo i dati del suo perimetro.</w:t>
+            </w:r>
+          </w:p>
+        </w:tc>
+        <w:tc>
+          <w:tcPr>
+            <w:tcW w:type="dxa" w:w="2268"/>
+          </w:tcPr>
+          <w:p>
+            <w:r/>
+            <w:r>
+              <w:rPr>
+                <w:sz w:val="20"/>
+              </w:rPr>
+              <w:t>Un responsabile HR vede solo il proprio ente</w:t>
+            </w:r>
+          </w:p>
+        </w:tc>
+      </w:tr>
+    </w:tbl>
+    <w:p/>
+    <w:p>
+      <w:r>
+        <w:t>Perché conta: se cambia una tabella o una funzione di calcolo si interviene su un solo servizio, non su decine di schermate; la logica si può verificare con test automatici; le nuove schede si costruiscono riutilizzando gli stessi mattoni. Una regola automatica impedisce di aggirare questa organizzazione.</w:t>
+      </w:r>
+    </w:p>
+    <w:p>
+      <w:pPr>
+        <w:pStyle w:val="Heading2"/>
+      </w:pPr>
+      <w:r>
+        <w:rPr>
+          <w:rFonts w:ascii="Calibri" w:hAnsi="Calibri"/>
+          <w:color w:val="004080"/>
+        </w:rPr>
+        <w:t>Confronto prima / dopo</w:t>
+      </w:r>
+    </w:p>
+    <w:tbl>
+      <w:tblPr>
+        <w:tblStyle w:val="TableGrid"/>
+        <w:tblW w:type="auto" w:w="0"/>
+        <w:jc w:val="center"/>
+        <w:tblLook w:firstColumn="1" w:firstRow="1" w:lastColumn="0" w:lastRow="0" w:noHBand="0" w:noVBand="1" w:val="04A0"/>
+      </w:tblPr>
+      <w:tblGrid>
+        <w:gridCol w:w="3137"/>
+        <w:gridCol w:w="3137"/>
+        <w:gridCol w:w="3137"/>
+      </w:tblGrid>
+      <w:tr>
+        <w:trPr>
+          <w:tblHeader w:val="true"/>
+        </w:trPr>
+        <w:tc>
+          <w:tcPr>
+            <w:tcW w:type="dxa" w:w="2154"/>
+            <w:shd w:val="clear" w:color="auto" w:fill="004080"/>
+          </w:tcPr>
+          <w:p>
+            <w:r/>
+            <w:r>
+              <w:rPr>
+                <w:b/>
+                <w:color w:val="FFFFFF"/>
+                <w:sz w:val="20"/>
+              </w:rPr>
+              <w:t>Aspetto</w:t>
+            </w:r>
+          </w:p>
+        </w:tc>
+        <w:tc>
+          <w:tcPr>
+            <w:tcW w:type="dxa" w:w="3175"/>
+            <w:shd w:val="clear" w:color="auto" w:fill="004080"/>
+          </w:tcPr>
+          <w:p>
+            <w:r/>
+            <w:r>
+              <w:rPr>
+                <w:b/>
+                <w:color w:val="FFFFFF"/>
+                <w:sz w:val="20"/>
+              </w:rPr>
+              <w:t>Prototipo</w:t>
+            </w:r>
+          </w:p>
+        </w:tc>
+        <w:tc>
+          <w:tcPr>
+            <w:tcW w:type="dxa" w:w="4025"/>
+            <w:shd w:val="clear" w:color="auto" w:fill="004080"/>
+          </w:tcPr>
+          <w:p>
+            <w:r/>
+            <w:r>
+              <w:rPr>
+                <w:b/>
+                <w:color w:val="FFFFFF"/>
+                <w:sz w:val="20"/>
+              </w:rPr>
+              <w:t>Applicazione attuale</w:t>
+            </w:r>
+          </w:p>
+        </w:tc>
+      </w:tr>
+      <w:tr>
+        <w:tc>
+          <w:tcPr>
+            <w:tcW w:type="dxa" w:w="2154"/>
+          </w:tcPr>
+          <w:p>
+            <w:r/>
+            <w:r>
+              <w:rPr>
+                <w:b/>
+                <w:sz w:val="20"/>
+              </w:rPr>
+              <w:t>Accesso ai dati</w:t>
+            </w:r>
+          </w:p>
+        </w:tc>
+        <w:tc>
+          <w:tcPr>
+            <w:tcW w:type="dxa" w:w="3175"/>
+          </w:tcPr>
+          <w:p>
+            <w:r/>
+            <w:r>
+              <w:rPr>
+                <w:sz w:val="20"/>
+              </w:rPr>
+              <w:t>Dentro ~46 componenti</w:t>
+            </w:r>
+          </w:p>
+        </w:tc>
+        <w:tc>
+          <w:tcPr>
+            <w:tcW w:type="dxa" w:w="4025"/>
+          </w:tcPr>
+          <w:p>
+            <w:r/>
+            <w:r>
+              <w:rPr>
+                <w:sz w:val="20"/>
+              </w:rPr>
+              <w:t>Centralizzato in 18 servizi</w:t>
+            </w:r>
+          </w:p>
+        </w:tc>
+      </w:tr>
+      <w:tr>
+        <w:tc>
+          <w:tcPr>
+            <w:tcW w:type="dxa" w:w="2154"/>
+            <w:shd w:val="clear" w:color="auto" w:fill="EEF3F8"/>
+          </w:tcPr>
+          <w:p>
+            <w:r/>
+            <w:r>
+              <w:rPr>
+                <w:b/>
+                <w:sz w:val="20"/>
+              </w:rPr>
+              <w:t>Dati delle sezioni</w:t>
+            </w:r>
+          </w:p>
+        </w:tc>
+        <w:tc>
+          <w:tcPr>
+            <w:tcW w:type="dxa" w:w="3175"/>
+            <w:shd w:val="clear" w:color="auto" w:fill="EEF3F8"/>
+          </w:tcPr>
+          <w:p>
+            <w:r/>
+            <w:r>
+              <w:rPr>
+                <w:sz w:val="20"/>
+              </w:rPr>
+              <w:t>In gran parte dimostrativi</w:t>
+            </w:r>
+          </w:p>
+        </w:tc>
+        <w:tc>
+          <w:tcPr>
+            <w:tcW w:type="dxa" w:w="4025"/>
+            <w:shd w:val="clear" w:color="auto" w:fill="EEF3F8"/>
+          </w:tcPr>
+          <w:p>
+            <w:r/>
+            <w:r>
+              <w:rPr>
+                <w:sz w:val="20"/>
+              </w:rPr>
+              <w:t>Reali; i dimostrativi residui sono segnalati</w:t>
+            </w:r>
+          </w:p>
+        </w:tc>
+      </w:tr>
+      <w:tr>
+        <w:tc>
+          <w:tcPr>
+            <w:tcW w:type="dxa" w:w="2154"/>
+          </w:tcPr>
+          <w:p>
+            <w:r/>
+            <w:r>
+              <w:rPr>
+                <w:b/>
+                <w:sz w:val="20"/>
+              </w:rPr>
+              <w:t>Configurazione</w:t>
+            </w:r>
+          </w:p>
+        </w:tc>
+        <w:tc>
+          <w:tcPr>
+            <w:tcW w:type="dxa" w:w="3175"/>
+          </w:tcPr>
+          <w:p>
+            <w:r/>
+            <w:r>
+              <w:rPr>
+                <w:sz w:val="20"/>
+              </w:rPr>
+              <w:t>Indirizzi scritti nel codice</w:t>
+            </w:r>
+          </w:p>
+        </w:tc>
+        <w:tc>
+          <w:tcPr>
+            <w:tcW w:type="dxa" w:w="4025"/>
+          </w:tcPr>
+          <w:p>
+            <w:r/>
+            <w:r>
+              <w:rPr>
+                <w:sz w:val="20"/>
+              </w:rPr>
+              <w:t>Un'unica configurazione per ambiente</w:t>
+            </w:r>
+          </w:p>
+        </w:tc>
+      </w:tr>
+      <w:tr>
+        <w:tc>
+          <w:tcPr>
+            <w:tcW w:type="dxa" w:w="2154"/>
+            <w:shd w:val="clear" w:color="auto" w:fill="EEF3F8"/>
+          </w:tcPr>
+          <w:p>
+            <w:r/>
+            <w:r>
+              <w:rPr>
+                <w:b/>
+                <w:sz w:val="20"/>
+              </w:rPr>
+              <w:t>Interfaccia</w:t>
+            </w:r>
+          </w:p>
+        </w:tc>
+        <w:tc>
+          <w:tcPr>
+            <w:tcW w:type="dxa" w:w="3175"/>
+            <w:shd w:val="clear" w:color="auto" w:fill="EEF3F8"/>
+          </w:tcPr>
+          <w:p>
+            <w:r/>
+            <w:r>
+              <w:rPr>
+                <w:sz w:val="20"/>
+              </w:rPr>
+              <w:t>Elementi duplicati in ogni sezione</w:t>
+            </w:r>
+          </w:p>
+        </w:tc>
+        <w:tc>
+          <w:tcPr>
+            <w:tcW w:type="dxa" w:w="4025"/>
+            <w:shd w:val="clear" w:color="auto" w:fill="EEF3F8"/>
+          </w:tcPr>
+          <w:p>
+            <w:r/>
+            <w:r>
+              <w:rPr>
+                <w:sz w:val="20"/>
+              </w:rPr>
+              <w:t>Componenti riutilizzabili e tema comune</w:t>
+            </w:r>
+          </w:p>
+        </w:tc>
+      </w:tr>
+      <w:tr>
+        <w:tc>
+          <w:tcPr>
+            <w:tcW w:type="dxa" w:w="2154"/>
+          </w:tcPr>
+          <w:p>
+            <w:r/>
+            <w:r>
+              <w:rPr>
+                <w:b/>
+                <w:sz w:val="20"/>
+              </w:rPr>
+              <w:t>Dimensione dei file</w:t>
+            </w:r>
+          </w:p>
+        </w:tc>
+        <w:tc>
+          <w:tcPr>
+            <w:tcW w:type="dxa" w:w="3175"/>
+          </w:tcPr>
+          <w:p>
+            <w:r/>
+            <w:r>
+              <w:rPr>
+                <w:sz w:val="20"/>
+              </w:rPr>
+              <w:t>Fino a 1.189 righe</w:t>
+            </w:r>
+          </w:p>
+        </w:tc>
+        <w:tc>
+          <w:tcPr>
+            <w:tcW w:type="dxa" w:w="4025"/>
+          </w:tcPr>
+          <w:p>
+            <w:r/>
+            <w:r>
+              <w:rPr>
+                <w:sz w:val="20"/>
+              </w:rPr>
+              <w:t>Il più grande ridotto a 340 righe</w:t>
+            </w:r>
+          </w:p>
+        </w:tc>
+      </w:tr>
+      <w:tr>
+        <w:tc>
+          <w:tcPr>
+            <w:tcW w:type="dxa" w:w="2154"/>
+            <w:shd w:val="clear" w:color="auto" w:fill="EEF3F8"/>
+          </w:tcPr>
+          <w:p>
+            <w:r/>
+            <w:r>
+              <w:rPr>
+                <w:b/>
+                <w:sz w:val="20"/>
+              </w:rPr>
+              <w:t>Caricamento</w:t>
+            </w:r>
+          </w:p>
+        </w:tc>
+        <w:tc>
+          <w:tcPr>
+            <w:tcW w:type="dxa" w:w="3175"/>
+            <w:shd w:val="clear" w:color="auto" w:fill="EEF3F8"/>
+          </w:tcPr>
+          <w:p>
+            <w:r/>
+            <w:r>
+              <w:rPr>
+                <w:sz w:val="20"/>
+              </w:rPr>
+              <w:t>Pacchetto unico ~1,9 MB</w:t>
+            </w:r>
+          </w:p>
+        </w:tc>
+        <w:tc>
+          <w:tcPr>
+            <w:tcW w:type="dxa" w:w="4025"/>
+            <w:shd w:val="clear" w:color="auto" w:fill="EEF3F8"/>
+          </w:tcPr>
+          <w:p>
+            <w:r/>
+            <w:r>
+              <w:rPr>
+                <w:sz w:val="20"/>
+              </w:rPr>
+              <w:t>Pagine caricate a richiesta</w:t>
+            </w:r>
+          </w:p>
+        </w:tc>
+      </w:tr>
+      <w:tr>
+        <w:tc>
+          <w:tcPr>
+            <w:tcW w:type="dxa" w:w="2154"/>
+          </w:tcPr>
+          <w:p>
+            <w:r/>
+            <w:r>
+              <w:rPr>
+                <w:b/>
+                <w:sz w:val="20"/>
+              </w:rPr>
+              <w:t>Errori</w:t>
+            </w:r>
+          </w:p>
+        </w:tc>
+        <w:tc>
+          <w:tcPr>
+            <w:tcW w:type="dxa" w:w="3175"/>
+          </w:tcPr>
+          <w:p>
+            <w:r/>
+            <w:r>
+              <w:rPr>
+                <w:sz w:val="20"/>
+              </w:rPr>
+              <w:t>Pagina bianca, errori silenziosi</w:t>
+            </w:r>
+          </w:p>
+        </w:tc>
+        <w:tc>
+          <w:tcPr>
+            <w:tcW w:type="dxa" w:w="4025"/>
+          </w:tcPr>
+          <w:p>
+            <w:r/>
+            <w:r>
+              <w:rPr>
+                <w:sz w:val="20"/>
+              </w:rPr>
+              <w:t>Protezione dagli errori e avvisi all'utente</w:t>
+            </w:r>
+          </w:p>
+        </w:tc>
+      </w:tr>
+      <w:tr>
+        <w:tc>
+          <w:tcPr>
+            <w:tcW w:type="dxa" w:w="2154"/>
+            <w:shd w:val="clear" w:color="auto" w:fill="EEF3F8"/>
+          </w:tcPr>
+          <w:p>
+            <w:r/>
+            <w:r>
+              <w:rPr>
+                <w:b/>
+                <w:sz w:val="20"/>
+              </w:rPr>
+              <w:t>Qualità</w:t>
+            </w:r>
+          </w:p>
+        </w:tc>
+        <w:tc>
+          <w:tcPr>
+            <w:tcW w:type="dxa" w:w="3175"/>
+            <w:shd w:val="clear" w:color="auto" w:fill="EEF3F8"/>
+          </w:tcPr>
+          <w:p>
+            <w:r/>
+            <w:r>
+              <w:rPr>
+                <w:sz w:val="20"/>
+              </w:rPr>
+              <w:t>Nessun controllo</w:t>
+            </w:r>
+          </w:p>
+        </w:tc>
+        <w:tc>
+          <w:tcPr>
+            <w:tcW w:type="dxa" w:w="4025"/>
+            <w:shd w:val="clear" w:color="auto" w:fill="EEF3F8"/>
+          </w:tcPr>
+          <w:p>
+            <w:r/>
+            <w:r>
+              <w:rPr>
+                <w:sz w:val="20"/>
+              </w:rPr>
+              <w:t>Regole automatiche (0 errori), formattazione su 175 file, test</w:t>
+            </w:r>
+          </w:p>
+        </w:tc>
+      </w:tr>
+      <w:tr>
+        <w:tc>
+          <w:tcPr>
+            <w:tcW w:type="dxa" w:w="2154"/>
+          </w:tcPr>
+          <w:p>
+            <w:r/>
+            <w:r>
+              <w:rPr>
+                <w:b/>
+                <w:sz w:val="20"/>
+              </w:rPr>
+              <w:t>Tipi di dato</w:t>
+            </w:r>
+          </w:p>
+        </w:tc>
+        <w:tc>
+          <w:tcPr>
+            <w:tcW w:type="dxa" w:w="3175"/>
+          </w:tcPr>
+          <w:p>
+            <w:r/>
+            <w:r>
+              <w:rPr>
+                <w:sz w:val="20"/>
+              </w:rPr>
+              <w:t>Generici, non controllati</w:t>
+            </w:r>
+          </w:p>
+        </w:tc>
+        <w:tc>
+          <w:tcPr>
+            <w:tcW w:type="dxa" w:w="4025"/>
+          </w:tcPr>
+          <w:p>
+            <w:r/>
+            <w:r>
+              <w:rPr>
+                <w:sz w:val="20"/>
+              </w:rPr>
+              <w:t>Servizi principali tipizzati sulla base dati</w:t>
+            </w:r>
+          </w:p>
+        </w:tc>
+      </w:tr>
+      <w:tr>
+        <w:tc>
+          <w:tcPr>
+            <w:tcW w:type="dxa" w:w="2154"/>
+            <w:shd w:val="clear" w:color="auto" w:fill="EEF3F8"/>
+          </w:tcPr>
+          <w:p>
+            <w:r/>
+            <w:r>
+              <w:rPr>
+                <w:b/>
+                <w:sz w:val="20"/>
+              </w:rPr>
+              <w:t>Accesso</w:t>
+            </w:r>
+          </w:p>
+        </w:tc>
+        <w:tc>
+          <w:tcPr>
+            <w:tcW w:type="dxa" w:w="3175"/>
+            <w:shd w:val="clear" w:color="auto" w:fill="EEF3F8"/>
+          </w:tcPr>
+          <w:p>
+            <w:r/>
+            <w:r>
+              <w:rPr>
+                <w:sz w:val="20"/>
+              </w:rPr>
+              <w:t>Profilo scelto da elenco</w:t>
+            </w:r>
+          </w:p>
+        </w:tc>
+        <w:tc>
+          <w:tcPr>
+            <w:tcW w:type="dxa" w:w="4025"/>
+            <w:shd w:val="clear" w:color="auto" w:fill="EEF3F8"/>
+          </w:tcPr>
+          <w:p>
+            <w:r/>
+            <w:r>
+              <w:rPr>
+                <w:sz w:val="20"/>
+              </w:rPr>
+              <w:t>Single sign-on Keycloak, ruoli e perimetro per ente</w:t>
+            </w:r>
+          </w:p>
+        </w:tc>
+      </w:tr>
+    </w:tbl>
+    <w:p/>
+    <w:p>
+      <w:pPr>
+        <w:pStyle w:val="Heading2"/>
+      </w:pPr>
+      <w:r>
+        <w:rPr>
+          <w:rFonts w:ascii="Calibri" w:hAnsi="Calibri"/>
+          <w:color w:val="004080"/>
+        </w:rPr>
+        <w:t>Difficoltà incontrate e soluzioni</w:t>
+      </w:r>
+    </w:p>
+    <w:tbl>
+      <w:tblPr>
+        <w:tblStyle w:val="TableGrid"/>
+        <w:tblW w:type="auto" w:w="0"/>
+        <w:jc w:val="center"/>
+        <w:tblLook w:firstColumn="1" w:firstRow="1" w:lastColumn="0" w:lastRow="0" w:noHBand="0" w:noVBand="1" w:val="04A0"/>
+      </w:tblPr>
+      <w:tblGrid>
+        <w:gridCol w:w="3137"/>
+        <w:gridCol w:w="3137"/>
+        <w:gridCol w:w="3137"/>
+      </w:tblGrid>
+      <w:tr>
+        <w:trPr>
+          <w:tblHeader w:val="true"/>
+        </w:trPr>
+        <w:tc>
+          <w:tcPr>
+            <w:tcW w:type="dxa" w:w="2154"/>
+            <w:shd w:val="clear" w:color="auto" w:fill="004080"/>
+          </w:tcPr>
+          <w:p>
+            <w:r/>
+            <w:r>
+              <w:rPr>
+                <w:b/>
+                <w:color w:val="FFFFFF"/>
+                <w:sz w:val="20"/>
+              </w:rPr>
+              <w:t>Difficoltà</w:t>
+            </w:r>
+          </w:p>
+        </w:tc>
+        <w:tc>
+          <w:tcPr>
+            <w:tcW w:type="dxa" w:w="3628"/>
+            <w:shd w:val="clear" w:color="auto" w:fill="004080"/>
+          </w:tcPr>
+          <w:p>
+            <w:r/>
+            <w:r>
+              <w:rPr>
+                <w:b/>
+                <w:color w:val="FFFFFF"/>
+                <w:sz w:val="20"/>
+              </w:rPr>
+              <w:t>Descrizione</w:t>
+            </w:r>
+          </w:p>
+        </w:tc>
+        <w:tc>
+          <w:tcPr>
+            <w:tcW w:type="dxa" w:w="3572"/>
+            <w:shd w:val="clear" w:color="auto" w:fill="004080"/>
+          </w:tcPr>
+          <w:p>
+            <w:r/>
+            <w:r>
+              <w:rPr>
+                <w:b/>
+                <w:color w:val="FFFFFF"/>
+                <w:sz w:val="20"/>
+              </w:rPr>
+              <w:t>Soluzione adottata</w:t>
+            </w:r>
+          </w:p>
+        </w:tc>
+      </w:tr>
+      <w:tr>
+        <w:tc>
+          <w:tcPr>
+            <w:tcW w:type="dxa" w:w="2154"/>
+          </w:tcPr>
+          <w:p>
+            <w:r/>
+            <w:r>
+              <w:rPr>
+                <w:b/>
+                <w:sz w:val="20"/>
+              </w:rPr>
+              <w:t>Due anagrafiche enti diverse</w:t>
+            </w:r>
+          </w:p>
+        </w:tc>
+        <w:tc>
+          <w:tcPr>
+            <w:tcW w:type="dxa" w:w="3628"/>
+          </w:tcPr>
+          <w:p>
+            <w:r/>
+            <w:r>
+              <w:rPr>
+                <w:sz w:val="20"/>
+              </w:rPr>
+              <w:t>Nella base dati esistevano due elenchi di enti con identificativi sovrapposti (gli stessi numeri indicavano enti diversi).</w:t>
+            </w:r>
+          </w:p>
+        </w:tc>
+        <w:tc>
+          <w:tcPr>
+            <w:tcW w:type="dxa" w:w="3572"/>
+          </w:tcPr>
+          <w:p>
+            <w:r/>
+            <w:r>
+              <w:rPr>
+                <w:sz w:val="20"/>
+              </w:rPr>
+              <w:t>Scelta di un'anagrafica unica e, in seguito, del codice fiscale dell'ente come chiave definitiva.</w:t>
+            </w:r>
+          </w:p>
+        </w:tc>
+      </w:tr>
+      <w:tr>
+        <w:tc>
+          <w:tcPr>
+            <w:tcW w:type="dxa" w:w="2154"/>
+            <w:shd w:val="clear" w:color="auto" w:fill="EEF3F8"/>
+          </w:tcPr>
+          <w:p>
+            <w:r/>
+            <w:r>
+              <w:rPr>
+                <w:b/>
+                <w:sz w:val="20"/>
+              </w:rPr>
+              <w:t>Dati in forma «a dizionario»</w:t>
+            </w:r>
+          </w:p>
+        </w:tc>
+        <w:tc>
+          <w:tcPr>
+            <w:tcW w:type="dxa" w:w="3628"/>
+            <w:shd w:val="clear" w:color="auto" w:fill="EEF3F8"/>
+          </w:tcPr>
+          <w:p>
+            <w:r/>
+            <w:r>
+              <w:rPr>
+                <w:sz w:val="20"/>
+              </w:rPr>
+              <w:t>La base dati reale memorizza gli indicatori come coppie elemento/valore, mentre l'applicazione si aspetta tabelle per ente.</w:t>
+            </w:r>
+          </w:p>
+        </w:tc>
+        <w:tc>
+          <w:tcPr>
+            <w:tcW w:type="dxa" w:w="3572"/>
+            <w:shd w:val="clear" w:color="auto" w:fill="EEF3F8"/>
+          </w:tcPr>
+          <w:p>
+            <w:r/>
+            <w:r>
+              <w:rPr>
+                <w:sz w:val="20"/>
+              </w:rPr>
+              <w:t>Viste di trasformazione che riorganizzano i dati senza modificare l'interfaccia (264 enti, 78 metriche).</w:t>
+            </w:r>
+          </w:p>
+        </w:tc>
+      </w:tr>
+      <w:tr>
+        <w:tc>
+          <w:tcPr>
+            <w:tcW w:type="dxa" w:w="2154"/>
+          </w:tcPr>
+          <w:p>
+            <w:r/>
+            <w:r>
+              <w:rPr>
+                <w:b/>
+                <w:sz w:val="20"/>
+              </w:rPr>
+              <w:t>Codici diversi tra tabelle</w:t>
+            </w:r>
+          </w:p>
+        </w:tc>
+        <w:tc>
+          <w:tcPr>
+            <w:tcW w:type="dxa" w:w="3628"/>
+          </w:tcPr>
+          <w:p>
+            <w:r/>
+            <w:r>
+              <w:rPr>
+                <w:sz w:val="20"/>
+              </w:rPr>
+              <w:t>Le causali nei dati usano codici con prefisso (es. A23, C01) diversi da quelli delle tabelle di decodifica.</w:t>
+            </w:r>
+          </w:p>
+        </w:tc>
+        <w:tc>
+          <w:tcPr>
+            <w:tcW w:type="dxa" w:w="3572"/>
+          </w:tcPr>
+          <w:p>
+            <w:r/>
+            <w:r>
+              <w:rPr>
+                <w:sz w:val="20"/>
+              </w:rPr>
+              <w:t>Tabelle di decodifica dedicate, verificate sui dati reali.</w:t>
+            </w:r>
+          </w:p>
+        </w:tc>
+      </w:tr>
+      <w:tr>
+        <w:tc>
+          <w:tcPr>
+            <w:tcW w:type="dxa" w:w="2154"/>
+            <w:shd w:val="clear" w:color="auto" w:fill="EEF3F8"/>
+          </w:tcPr>
+          <w:p>
+            <w:r/>
+            <w:r>
+              <w:rPr>
+                <w:b/>
+                <w:sz w:val="20"/>
+              </w:rPr>
+              <w:t>Fonti non ancora disponibili</w:t>
+            </w:r>
+          </w:p>
+        </w:tc>
+        <w:tc>
+          <w:tcPr>
+            <w:tcW w:type="dxa" w:w="3628"/>
+            <w:shd w:val="clear" w:color="auto" w:fill="EEF3F8"/>
+          </w:tcPr>
+          <w:p>
+            <w:r/>
+            <w:r>
+              <w:rPr>
+                <w:sz w:val="20"/>
+              </w:rPr>
+              <w:t>InPA, Syllabus, competenze e PTFP non erano presenti negli estratti forniti.</w:t>
+            </w:r>
+          </w:p>
+        </w:tc>
+        <w:tc>
+          <w:tcPr>
+            <w:tcW w:type="dxa" w:w="3572"/>
+            <w:shd w:val="clear" w:color="auto" w:fill="EEF3F8"/>
+          </w:tcPr>
+          <w:p>
+            <w:r/>
+            <w:r>
+              <w:rPr>
+                <w:sz w:val="20"/>
+              </w:rPr>
+              <w:t>Viste predisposte vuote e avviso «dati a scopo dimostrativo» nelle sezioni interessate, in attesa delle fonti.</w:t>
+            </w:r>
+          </w:p>
+        </w:tc>
+      </w:tr>
+      <w:tr>
+        <w:tc>
+          <w:tcPr>
+            <w:tcW w:type="dxa" w:w="2154"/>
+          </w:tcPr>
+          <w:p>
+            <w:r/>
+            <w:r>
+              <w:rPr>
+                <w:b/>
+                <w:sz w:val="20"/>
+              </w:rPr>
+              <w:t>Accesso Keycloak bloccato dal browser</w:t>
+            </w:r>
+          </w:p>
+        </w:tc>
+        <w:tc>
+          <w:tcPr>
+            <w:tcW w:type="dxa" w:w="3628"/>
+          </w:tcPr>
+          <w:p>
+            <w:r/>
+            <w:r>
+              <w:rPr>
+                <w:sz w:val="20"/>
+              </w:rPr>
+              <w:t>Il controllo silenzioso della sessione in un riquadro nascosto veniva bloccato dalle politiche di sicurezza del server di identità.</w:t>
+            </w:r>
+          </w:p>
+        </w:tc>
+        <w:tc>
+          <w:tcPr>
+            <w:tcW w:type="dxa" w:w="3572"/>
+          </w:tcPr>
+          <w:p>
+            <w:r/>
+            <w:r>
+              <w:rPr>
+                <w:sz w:val="20"/>
+              </w:rPr>
+              <w:t>Passaggio al solo flusso con reindirizzamento, più robusto.</w:t>
+            </w:r>
+          </w:p>
+        </w:tc>
+      </w:tr>
+      <w:tr>
+        <w:tc>
+          <w:tcPr>
+            <w:tcW w:type="dxa" w:w="2154"/>
+            <w:shd w:val="clear" w:color="auto" w:fill="EEF3F8"/>
+          </w:tcPr>
+          <w:p>
+            <w:r/>
+            <w:r>
+              <w:rPr>
+                <w:b/>
+                <w:sz w:val="20"/>
+              </w:rPr>
+              <w:t>Token senza informazioni sull'ente</w:t>
+            </w:r>
+          </w:p>
+        </w:tc>
+        <w:tc>
+          <w:tcPr>
+            <w:tcW w:type="dxa" w:w="3628"/>
+            <w:shd w:val="clear" w:color="auto" w:fill="EEF3F8"/>
+          </w:tcPr>
+          <w:p>
+            <w:r/>
+            <w:r>
+              <w:rPr>
+                <w:sz w:val="20"/>
+              </w:rPr>
+              <w:t>Il token di accesso inizialmente non indicava l'ente dell'utente.</w:t>
+            </w:r>
+          </w:p>
+        </w:tc>
+        <w:tc>
+          <w:tcPr>
+            <w:tcW w:type="dxa" w:w="3572"/>
+            <w:shd w:val="clear" w:color="auto" w:fill="EEF3F8"/>
+          </w:tcPr>
+          <w:p>
+            <w:r/>
+            <w:r>
+              <w:rPr>
+                <w:sz w:val="20"/>
+              </w:rPr>
+              <w:t>Contratto dei claim concordato con chi gestisce Keycloak: ruoli e codice fiscale dell'ente (enti_cf).</w:t>
+            </w:r>
+          </w:p>
+        </w:tc>
+      </w:tr>
+      <w:tr>
+        <w:tc>
+          <w:tcPr>
+            <w:tcW w:type="dxa" w:w="2154"/>
+          </w:tcPr>
+          <w:p>
+            <w:r/>
+            <w:r>
+              <w:rPr>
+                <w:b/>
+                <w:sz w:val="20"/>
+              </w:rPr>
+              <w:t>Orologi dei server non allineati</w:t>
+            </w:r>
+          </w:p>
+        </w:tc>
+        <w:tc>
+          <w:tcPr>
+            <w:tcW w:type="dxa" w:w="3628"/>
+          </w:tcPr>
+          <w:p>
+            <w:r/>
+            <w:r>
+              <w:rPr>
+                <w:sz w:val="20"/>
+              </w:rPr>
+              <w:t>Lo strato di protezione rifiutava token validi perché l'orologio del server era avanti/indietro di alcuni minuti.</w:t>
+            </w:r>
+          </w:p>
+        </w:tc>
+        <w:tc>
+          <w:tcPr>
+            <w:tcW w:type="dxa" w:w="3572"/>
+          </w:tcPr>
+          <w:p>
+            <w:r/>
+            <w:r>
+              <w:rPr>
+                <w:sz w:val="20"/>
+              </w:rPr>
+              <w:t>Tolleranza configurabile e richiesta di sincronizzazione oraria al sistemista.</w:t>
+            </w:r>
+          </w:p>
+        </w:tc>
+      </w:tr>
+      <w:tr>
+        <w:tc>
+          <w:tcPr>
+            <w:tcW w:type="dxa" w:w="2154"/>
+            <w:shd w:val="clear" w:color="auto" w:fill="EEF3F8"/>
+          </w:tcPr>
+          <w:p>
+            <w:r/>
+            <w:r>
+              <w:rPr>
+                <w:b/>
+                <w:sz w:val="20"/>
+              </w:rPr>
+              <w:t>Versioni vecchie nei browser</w:t>
+            </w:r>
+          </w:p>
+        </w:tc>
+        <w:tc>
+          <w:tcPr>
+            <w:tcW w:type="dxa" w:w="3628"/>
+            <w:shd w:val="clear" w:color="auto" w:fill="EEF3F8"/>
+          </w:tcPr>
+          <w:p>
+            <w:r/>
+            <w:r>
+              <w:rPr>
+                <w:sz w:val="20"/>
+              </w:rPr>
+              <w:t>Gli utenti continuavano a vedere versioni precedenti (anche l'icona) a causa della memoria del browser.</w:t>
+            </w:r>
+          </w:p>
+        </w:tc>
+        <w:tc>
+          <w:tcPr>
+            <w:tcW w:type="dxa" w:w="3572"/>
+            <w:shd w:val="clear" w:color="auto" w:fill="EEF3F8"/>
+          </w:tcPr>
+          <w:p>
+            <w:r/>
+            <w:r>
+              <w:rPr>
+                <w:sz w:val="20"/>
+              </w:rPr>
+              <w:t>Identificativo di versione, regole di cache e banner «Nuova versione disponibile».</w:t>
+            </w:r>
+          </w:p>
+        </w:tc>
+      </w:tr>
+      <w:tr>
+        <w:tc>
+          <w:tcPr>
+            <w:tcW w:type="dxa" w:w="2154"/>
+          </w:tcPr>
+          <w:p>
+            <w:r/>
+            <w:r>
+              <w:rPr>
+                <w:b/>
+                <w:sz w:val="20"/>
+              </w:rPr>
+              <w:t>Errori dopo sessioni scadute</w:t>
+            </w:r>
+          </w:p>
+        </w:tc>
+        <w:tc>
+          <w:tcPr>
+            <w:tcW w:type="dxa" w:w="3628"/>
+          </w:tcPr>
+          <w:p>
+            <w:r/>
+            <w:r>
+              <w:rPr>
+                <w:sz w:val="20"/>
+              </w:rPr>
+              <w:t>Sessioni vecchie generavano errori di autorizzazione diffusi.</w:t>
+            </w:r>
+          </w:p>
+        </w:tc>
+        <w:tc>
+          <w:tcPr>
+            <w:tcW w:type="dxa" w:w="3572"/>
+          </w:tcPr>
+          <w:p>
+            <w:r/>
+            <w:r>
+              <w:rPr>
+                <w:sz w:val="20"/>
+              </w:rPr>
+              <w:t>Le chiamate amministrative e il tracciamento partono solo dopo un accesso valido.</w:t>
+            </w:r>
+          </w:p>
+        </w:tc>
+      </w:tr>
+    </w:tbl>
+    <w:p/>
+    <w:p>
+      <w:pPr>
+        <w:pStyle w:val="Heading2"/>
+      </w:pPr>
+      <w:r>
+        <w:rPr>
+          <w:rFonts w:ascii="Calibri" w:hAnsi="Calibri"/>
+          <w:color w:val="004080"/>
+        </w:rPr>
+        <w:t>Sicurezza</w:t>
+      </w:r>
+    </w:p>
+    <w:p>
+      <w:r>
+        <w:t>La sicurezza è stata affrontata su più livelli: codice, accesso, dati e infrastruttura.</w:t>
+      </w:r>
+    </w:p>
+    <w:tbl>
+      <w:tblPr>
+        <w:tblStyle w:val="TableGrid"/>
+        <w:tblW w:type="auto" w:w="0"/>
+        <w:jc w:val="center"/>
+        <w:tblLook w:firstColumn="1" w:firstRow="1" w:lastColumn="0" w:lastRow="0" w:noHBand="0" w:noVBand="1" w:val="04A0"/>
+      </w:tblPr>
+      <w:tblGrid>
+        <w:gridCol w:w="4706"/>
+        <w:gridCol w:w="4706"/>
+      </w:tblGrid>
+      <w:tr>
+        <w:trPr>
+          <w:tblHeader w:val="true"/>
+        </w:trPr>
+        <w:tc>
+          <w:tcPr>
+            <w:tcW w:type="dxa" w:w="2551"/>
+            <w:shd w:val="clear" w:color="auto" w:fill="004080"/>
+          </w:tcPr>
+          <w:p>
+            <w:r/>
+            <w:r>
+              <w:rPr>
+                <w:b/>
+                <w:color w:val="FFFFFF"/>
+                <w:sz w:val="20"/>
+              </w:rPr>
+              <w:t>Intervento</w:t>
+            </w:r>
+          </w:p>
+        </w:tc>
+        <w:tc>
+          <w:tcPr>
+            <w:tcW w:type="dxa" w:w="6803"/>
+            <w:shd w:val="clear" w:color="auto" w:fill="004080"/>
+          </w:tcPr>
+          <w:p>
+            <w:r/>
+            <w:r>
+              <w:rPr>
+                <w:b/>
+                <w:color w:val="FFFFFF"/>
+                <w:sz w:val="20"/>
+              </w:rPr>
+              <w:t>Cosa garantisce</w:t>
+            </w:r>
+          </w:p>
+        </w:tc>
+      </w:tr>
+      <w:tr>
+        <w:tc>
+          <w:tcPr>
+            <w:tcW w:type="dxa" w:w="2551"/>
+          </w:tcPr>
+          <w:p>
+            <w:r/>
+            <w:r>
+              <w:rPr>
+                <w:b/>
+                <w:sz w:val="20"/>
+              </w:rPr>
+              <w:t>Nessuna credenziale nel codice</w:t>
+            </w:r>
+          </w:p>
+        </w:tc>
+        <w:tc>
+          <w:tcPr>
+            <w:tcW w:type="dxa" w:w="6803"/>
+          </w:tcPr>
+          <w:p>
+            <w:r/>
+            <w:r>
+              <w:rPr>
+                <w:sz w:val="20"/>
+              </w:rPr>
+              <w:t>Indirizzi e chiavi letti dalla configurazione; verificato che nessun segreto finisca nel pacchetto scaricato dal browser.</w:t>
+            </w:r>
+          </w:p>
+        </w:tc>
+      </w:tr>
+      <w:tr>
+        <w:tc>
+          <w:tcPr>
+            <w:tcW w:type="dxa" w:w="2551"/>
+            <w:shd w:val="clear" w:color="auto" w:fill="EEF3F8"/>
+          </w:tcPr>
+          <w:p>
+            <w:r/>
+            <w:r>
+              <w:rPr>
+                <w:b/>
+                <w:sz w:val="20"/>
+              </w:rPr>
+              <w:t>Accesso diretto ai dati vietato</w:t>
+            </w:r>
+          </w:p>
+        </w:tc>
+        <w:tc>
+          <w:tcPr>
+            <w:tcW w:type="dxa" w:w="6803"/>
+            <w:shd w:val="clear" w:color="auto" w:fill="EEF3F8"/>
+          </w:tcPr>
+          <w:p>
+            <w:r/>
+            <w:r>
+              <w:rPr>
+                <w:sz w:val="20"/>
+              </w:rPr>
+              <w:t>Una regola automatica blocca qualsiasi componente che provi a interrogare la base dati fuori dai servizi.</w:t>
+            </w:r>
+          </w:p>
+        </w:tc>
+      </w:tr>
+      <w:tr>
+        <w:tc>
+          <w:tcPr>
+            <w:tcW w:type="dxa" w:w="2551"/>
+          </w:tcPr>
+          <w:p>
+            <w:r/>
+            <w:r>
+              <w:rPr>
+                <w:b/>
+                <w:sz w:val="20"/>
+              </w:rPr>
+              <w:t>Accesso aziendale sicuro</w:t>
+            </w:r>
+          </w:p>
+        </w:tc>
+        <w:tc>
+          <w:tcPr>
+            <w:tcW w:type="dxa" w:w="6803"/>
+          </w:tcPr>
+          <w:p>
+            <w:r/>
+            <w:r>
+              <w:rPr>
+                <w:sz w:val="20"/>
+              </w:rPr>
+              <w:t>Single sign-on con protocollo PKCE, senza segreti nell'applicazione; segnalata la necessità di rigenerare un segreto esposto e di usare un client pubblico.</w:t>
+            </w:r>
+          </w:p>
+        </w:tc>
+      </w:tr>
+      <w:tr>
+        <w:tc>
+          <w:tcPr>
+            <w:tcW w:type="dxa" w:w="2551"/>
+            <w:shd w:val="clear" w:color="auto" w:fill="EEF3F8"/>
+          </w:tcPr>
+          <w:p>
+            <w:r/>
+            <w:r>
+              <w:rPr>
+                <w:b/>
+                <w:sz w:val="20"/>
+              </w:rPr>
+              <w:t>Ruoli consentiti espliciti</w:t>
+            </w:r>
+          </w:p>
+        </w:tc>
+        <w:tc>
+          <w:tcPr>
+            <w:tcW w:type="dxa" w:w="6803"/>
+            <w:shd w:val="clear" w:color="auto" w:fill="EEF3F8"/>
+          </w:tcPr>
+          <w:p>
+            <w:r/>
+            <w:r>
+              <w:rPr>
+                <w:sz w:val="20"/>
+              </w:rPr>
+              <w:t>Solo i ruoli previsti accedono; gli altri vedono la schermata «Accesso non autorizzato».</w:t>
+            </w:r>
+          </w:p>
+        </w:tc>
+      </w:tr>
+      <w:tr>
+        <w:tc>
+          <w:tcPr>
+            <w:tcW w:type="dxa" w:w="2551"/>
+          </w:tcPr>
+          <w:p>
+            <w:r/>
+            <w:r>
+              <w:rPr>
+                <w:b/>
+                <w:sz w:val="20"/>
+              </w:rPr>
+              <w:t>Perimetro dei dati per ente</w:t>
+            </w:r>
+          </w:p>
+        </w:tc>
+        <w:tc>
+          <w:tcPr>
+            <w:tcW w:type="dxa" w:w="6803"/>
+          </w:tcPr>
+          <w:p>
+            <w:r/>
+            <w:r>
+              <w:rPr>
+                <w:sz w:val="20"/>
+              </w:rPr>
+              <w:t>Ogni responsabile HR vede solo i dati del proprio ente (codice fiscale dal token); senza ente associato nessun dato aggregato.</w:t>
+            </w:r>
+          </w:p>
+        </w:tc>
+      </w:tr>
+      <w:tr>
+        <w:tc>
+          <w:tcPr>
+            <w:tcW w:type="dxa" w:w="2551"/>
+            <w:shd w:val="clear" w:color="auto" w:fill="EEF3F8"/>
+          </w:tcPr>
+          <w:p>
+            <w:r/>
+            <w:r>
+              <w:rPr>
+                <w:b/>
+                <w:sz w:val="20"/>
+              </w:rPr>
+              <w:t>Separazione dei privilegi</w:t>
+            </w:r>
+          </w:p>
+        </w:tc>
+        <w:tc>
+          <w:tcPr>
+            <w:tcW w:type="dxa" w:w="6803"/>
+            <w:shd w:val="clear" w:color="auto" w:fill="EEF3F8"/>
+          </w:tcPr>
+          <w:p>
+            <w:r/>
+            <w:r>
+              <w:rPr>
+                <w:sz w:val="20"/>
+              </w:rPr>
+              <w:t>La vista su tutti gli enti (DFP) non comporta l'accesso al pannello di amministrazione.</w:t>
+            </w:r>
+          </w:p>
+        </w:tc>
+      </w:tr>
+      <w:tr>
+        <w:tc>
+          <w:tcPr>
+            <w:tcW w:type="dxa" w:w="2551"/>
+          </w:tcPr>
+          <w:p>
+            <w:r/>
+            <w:r>
+              <w:rPr>
+                <w:b/>
+                <w:sz w:val="20"/>
+              </w:rPr>
+              <w:t>Strato di protezione dei dati</w:t>
+            </w:r>
+          </w:p>
+        </w:tc>
+        <w:tc>
+          <w:tcPr>
+            <w:tcW w:type="dxa" w:w="6803"/>
+          </w:tcPr>
+          <w:p>
+            <w:r/>
+            <w:r>
+              <w:rPr>
+                <w:sz w:val="20"/>
+              </w:rPr>
+              <w:t>Servizio intermedio che verifica il token e applica le regole di accesso prima di interrogare la base dati; regole di accesso per riga (RLS) predisposte per il sistemista.</w:t>
+            </w:r>
+          </w:p>
+        </w:tc>
+      </w:tr>
+      <w:tr>
+        <w:tc>
+          <w:tcPr>
+            <w:tcW w:type="dxa" w:w="2551"/>
+            <w:shd w:val="clear" w:color="auto" w:fill="EEF3F8"/>
+          </w:tcPr>
+          <w:p>
+            <w:r/>
+            <w:r>
+              <w:rPr>
+                <w:b/>
+                <w:sz w:val="20"/>
+              </w:rPr>
+              <w:t>Dati personali</w:t>
+            </w:r>
+          </w:p>
+        </w:tc>
+        <w:tc>
+          <w:tcPr>
+            <w:tcW w:type="dxa" w:w="6803"/>
+            <w:shd w:val="clear" w:color="auto" w:fill="EEF3F8"/>
+          </w:tcPr>
+          <w:p>
+            <w:r/>
+            <w:r>
+              <w:rPr>
+                <w:sz w:val="20"/>
+              </w:rPr>
+              <w:t>Segnalato come priorità massima il blocco dell'accesso anonimo alle tabelle con dati di login.</w:t>
+            </w:r>
+          </w:p>
+        </w:tc>
+      </w:tr>
+      <w:tr>
+        <w:tc>
+          <w:tcPr>
+            <w:tcW w:type="dxa" w:w="2551"/>
+          </w:tcPr>
+          <w:p>
+            <w:r/>
+            <w:r>
+              <w:rPr>
+                <w:b/>
+                <w:sz w:val="20"/>
+              </w:rPr>
+              <w:t>Registri sicuri</w:t>
+            </w:r>
+          </w:p>
+        </w:tc>
+        <w:tc>
+          <w:tcPr>
+            <w:tcW w:type="dxa" w:w="6803"/>
+          </w:tcPr>
+          <w:p>
+            <w:r/>
+            <w:r>
+              <w:rPr>
+                <w:sz w:val="20"/>
+              </w:rPr>
+              <w:t>I registri non contengono dettagli tecnici sensibili; esportazioni protette dall'inserimento di formule malevole nei fogli di calcolo.</w:t>
+            </w:r>
+          </w:p>
+        </w:tc>
+      </w:tr>
+      <w:tr>
+        <w:tc>
+          <w:tcPr>
+            <w:tcW w:type="dxa" w:w="2551"/>
+            <w:shd w:val="clear" w:color="auto" w:fill="EEF3F8"/>
+          </w:tcPr>
+          <w:p>
+            <w:r/>
+            <w:r>
+              <w:rPr>
+                <w:b/>
+                <w:sz w:val="20"/>
+              </w:rPr>
+              <w:t>Risorse solo interne</w:t>
+            </w:r>
+          </w:p>
+        </w:tc>
+        <w:tc>
+          <w:tcPr>
+            <w:tcW w:type="dxa" w:w="6803"/>
+            <w:shd w:val="clear" w:color="auto" w:fill="EEF3F8"/>
+          </w:tcPr>
+          <w:p>
+            <w:r/>
+            <w:r>
+              <w:rPr>
+                <w:sz w:val="20"/>
+              </w:rPr>
+              <w:t>Font istituzionale incluso nell'applicazione: nessuna richiesta a servizi esterni, compatibile con le politiche di sicurezza dei contenuti.</w:t>
             </w:r>
           </w:p>
         </w:tc>
